--- a/rapports/2026-06-06/EQ9/EQ9_sup_v2/DR_031101000010/39-98-51-53.docx
+++ b/rapports/2026-06-06/EQ9/EQ9_sup_v2/DR_031101000010/39-98-51-53.docx
@@ -297,7 +297,7 @@
           <w:color w:val="1F6FEB"/>
           <w:sz w:val="22"/>
         </w:rPr>
-        <w:t>⚠ INCOHÉRENCES À CORRIGER (67)</w:t>
+        <w:t>⚠ INCOHÉRENCES À CORRIGER (64)</w:t>
       </w:r>
     </w:p>
     <w:tbl>
@@ -544,7 +544,7 @@
                 <w:color w:val="16A34A"/>
                 <w:sz w:val="16"/>
               </w:rPr>
-              <w:t>—</w:t>
+              <w:t>s02q33, s01q00b</w:t>
             </w:r>
           </w:p>
         </w:tc>
@@ -575,7 +575,7 @@
                 <w:i w:val="0"/>
                 <w:sz w:val="17"/>
               </w:rPr>
-              <w:t>Incohérence!!! seulement les écoles gouvermentales paient les cotisations (Gouvernement, communauté, ONG ou organisation humanitaire).</w:t>
+              <w:t>Incoherent!!! La dernière fois que Fallou Thiaw a  fréquenté l'école est 9999.</w:t>
             </w:r>
           </w:p>
         </w:tc>
@@ -665,7 +665,7 @@
                 <w:i w:val="0"/>
                 <w:sz w:val="17"/>
               </w:rPr>
-              <w:t>Incoherent!!! La dernière fois que Fallou Thiaw a  fréquenté l'école est 9999.</w:t>
+              <w:t>Incoherent!!! La dernière fois que Fatou Sene a  fréquenté l'école est 9999.</w:t>
             </w:r>
           </w:p>
         </w:tc>
@@ -755,7 +755,7 @@
                 <w:i w:val="0"/>
                 <w:sz w:val="17"/>
               </w:rPr>
-              <w:t>Incoherent!!! La dernière fois que Fatou Sene a  fréquenté l'école est 9999.</w:t>
+              <w:t>Incoherent!!! La dernière fois que SoKhna Sene a  fréquenté l'école est 9999.</w:t>
             </w:r>
           </w:p>
         </w:tc>
@@ -814,7 +814,7 @@
                 <w:color w:val="16A34A"/>
                 <w:sz w:val="16"/>
               </w:rPr>
-              <w:t>s02q33, s01q00b</w:t>
+              <w:t>s01q49, s02q24, s01q00b, s02q17_2, s02q15_2</w:t>
             </w:r>
           </w:p>
         </w:tc>
@@ -845,7 +845,7 @@
                 <w:i w:val="0"/>
                 <w:sz w:val="17"/>
               </w:rPr>
-              <w:t>Incoherent!!! La dernière fois que SoKhna Sene a  fréquenté l'école est 9999.</w:t>
+              <w:t>Le montant des frais pour les cahiers et autres matériels scolaires (40000 FCFA) pour l'année scolaire de Omar Sopin qui fréquente 1ére année de Secondaire 2 Général semble incohérent, veuillez, s'il vous plait, verifier cette information auprès de l'enquêté ou confirmer avec le QG.</w:t>
             </w:r>
           </w:p>
         </w:tc>
@@ -904,7 +904,7 @@
                 <w:color w:val="16A34A"/>
                 <w:sz w:val="16"/>
               </w:rPr>
-              <w:t>s01q49, s02q24, s01q00b, s02q17_2, s02q15_2</w:t>
+              <w:t>s01q32, s01q36, s01q38, s04q37_modif, s02q33, s02q34, s01q00b</w:t>
             </w:r>
           </w:p>
         </w:tc>
@@ -935,7 +935,7 @@
                 <w:i w:val="0"/>
                 <w:sz w:val="17"/>
               </w:rPr>
-              <w:t>Le montant des frais pour les cahiers et autres matériels scolaires (40000 FCFA) pour l'année scolaire de Omar Sopin qui fréquente 1ére année de Secondaire 2 Général semble incohérent, veuillez, s'il vous plait, verifier cette information auprès de l'enquêté ou confirmer avec le QG.</w:t>
+              <w:t>Peu probable!!! Vu l'âge (12 ans) de Fatou Diop ou l'année à laquelle Fatou Diop a fréquenté l'école pour la dernière fois (.) le dernier diplome de Fatou Diop ne peut être le Certificat d'études primaires (CEP), prière de corriger cette incohérence ou confirmer avec le QG.</w:t>
             </w:r>
           </w:p>
         </w:tc>
@@ -968,7 +968,7 @@
                 <w:i w:val="0"/>
                 <w:sz w:val="16"/>
               </w:rPr>
-              <w:t>S02</w:t>
+              <w:t>S11</w:t>
               <w:br/>
             </w:r>
             <w:r>
@@ -978,7 +978,7 @@
                 <w:color w:val="64748B"/>
                 <w:sz w:val="14"/>
               </w:rPr>
-              <w:t>Éducation</w:t>
+              <w:t>Logement / cadre de vie</w:t>
             </w:r>
           </w:p>
         </w:tc>
@@ -994,7 +994,7 @@
                 <w:color w:val="16A34A"/>
                 <w:sz w:val="16"/>
               </w:rPr>
-              <w:t>s01q32, s01q36, s01q38, s04q37_modif, s02q33, s02q34, s01q00b</w:t>
+              <w:t>s01q47__1, s01q47__2, s01q47__3, s01q47__4, s01q47__5, s01q47__6, s01q47__7, s02q15</w:t>
             </w:r>
           </w:p>
         </w:tc>
@@ -1025,7 +1025,7 @@
                 <w:i w:val="0"/>
                 <w:sz w:val="17"/>
               </w:rPr>
-              <w:t>Peu probable!!! Vu l'âge (12 ans) de Fatou Diop ou l'année à laquelle Fatou Diop a fréquenté l'école pour la dernière fois (.) le dernier diplome de Fatou Diop ne peut être le Certificat d'études primaires (CEP), prière de corriger cette incohérence ou confirmer avec le QG.</w:t>
+              <w:t>Le montant de l'eau acheté auprès des vendeurs ou auprès d'un autre ménage au cours de 30 derniers jours est de 8000 FCFA qui semble incoherent, prière de vérifier la question 11.25 auprès du ménage ou confirmer.</w:t>
             </w:r>
           </w:p>
         </w:tc>
@@ -1058,7 +1058,7 @@
                 <w:i w:val="0"/>
                 <w:sz w:val="16"/>
               </w:rPr>
-              <w:t>S11</w:t>
+              <w:t>S20</w:t>
               <w:br/>
             </w:r>
             <w:r>
@@ -1068,7 +1068,7 @@
                 <w:color w:val="64748B"/>
                 <w:sz w:val="14"/>
               </w:rPr>
-              <w:t>Logement / cadre de vie</w:t>
+              <w:t>Gouvernance / autres</w:t>
             </w:r>
           </w:p>
         </w:tc>
@@ -1084,7 +1084,7 @@
                 <w:color w:val="16A34A"/>
                 <w:sz w:val="16"/>
               </w:rPr>
-              <w:t>s01q47__1, s01q47__2, s01q47__3, s01q47__4, s01q47__5, s01q47__6, s01q47__7, s02q15</w:t>
+              <w:t>—</w:t>
             </w:r>
           </w:p>
         </w:tc>
@@ -1115,7 +1115,7 @@
                 <w:i w:val="0"/>
                 <w:sz w:val="17"/>
               </w:rPr>
-              <w:t>Le montant de l'eau acheté auprès des vendeurs ou auprès d'un autre ménage au cours de 30 derniers jours est de 8000 FCFA qui semble incoherent, prière de vérifier la question 11.25 auprès du ménage ou confirmer.</w:t>
+              <w:t>Incohérence détectée ! Le ménage a précédemment déclaré vivre « Bien » ou « Assez bien » selon son revenu en 20A.02.</w:t>
             </w:r>
           </w:p>
         </w:tc>
@@ -1130,10 +1130,10 @@
               <w:rPr>
                 <w:b/>
                 <w:i w:val="0"/>
-                <w:color w:val="DC2626"/>
+                <w:color w:val="EA580C"/>
                 <w:sz w:val="16"/>
               </w:rPr>
-              <w:t>Haute</w:t>
+              <w:t>Moyenne</w:t>
             </w:r>
           </w:p>
         </w:tc>
@@ -1148,7 +1148,7 @@
                 <w:i w:val="0"/>
                 <w:sz w:val="16"/>
               </w:rPr>
-              <w:t>S20</w:t>
+              <w:t>S00</w:t>
               <w:br/>
             </w:r>
             <w:r>
@@ -1158,7 +1158,7 @@
                 <w:color w:val="64748B"/>
                 <w:sz w:val="14"/>
               </w:rPr>
-              <w:t>Gouvernance / autres</w:t>
+              <w:t>Identification</w:t>
             </w:r>
           </w:p>
         </w:tc>
@@ -1174,7 +1174,7 @@
                 <w:color w:val="16A34A"/>
                 <w:sz w:val="16"/>
               </w:rPr>
-              <w:t>—</w:t>
+              <w:t>s00q07a, s00q08, s00q10, s00q13_0, s00q15_0, s00q17_0, s00q23a, s00q23b</w:t>
             </w:r>
           </w:p>
         </w:tc>
@@ -1205,7 +1205,7 @@
                 <w:i w:val="0"/>
                 <w:sz w:val="17"/>
               </w:rPr>
-              <w:t>Incohérence détectée ! Le ménage a précédemment déclaré vivre « Bien » ou « Assez bien » selon son revenu en 20A.02.</w:t>
+              <w:t>Prière de renseigner toutes les informations du ménage dans la section 0 avant d'entamer les autres informations.</w:t>
             </w:r>
           </w:p>
         </w:tc>
@@ -1264,7 +1264,7 @@
                 <w:color w:val="16A34A"/>
                 <w:sz w:val="16"/>
               </w:rPr>
-              <w:t>s00q07a, s00q08, s00q10, s00q13_0, s00q15_0, s00q17_0, s00q23a, s00q23b</w:t>
+              <w:t>—</w:t>
             </w:r>
           </w:p>
         </w:tc>
@@ -1295,7 +1295,7 @@
                 <w:i w:val="0"/>
                 <w:sz w:val="17"/>
               </w:rPr>
-              <w:t>Prière de renseigner toutes les informations du ménage dans la section 0 avant d'entamer les autres informations.</w:t>
+              <w:t>L'adresse ou la localisation du ménage doit être bien renseignée, ne doit pas contenir des numéros de téléphone et elle semble courte pour être une adresse.</w:t>
             </w:r>
           </w:p>
         </w:tc>
@@ -1385,7 +1385,7 @@
                 <w:i w:val="0"/>
                 <w:sz w:val="17"/>
               </w:rPr>
-              <w:t>L'adresse ou la localisation du ménage doit être bien renseignée, ne doit pas contenir des numéros de téléphone et elle semble courte pour être une adresse.</w:t>
+              <w:t>Prière de renseigner la bonne adresse.Attention! Il manque des informations non renseignées dans la section 0, prière de regarder toutes les autres informations dans l'identification du ménage (IDENTIFICATION ET RENSEIGNEMENTS DE CONTROLE) ou dans OBSERVATIONS pour pouvoir renseigné toutes les questions liées au ménage.</w:t>
             </w:r>
           </w:p>
         </w:tc>
@@ -1418,7 +1418,7 @@
                 <w:i w:val="0"/>
                 <w:sz w:val="16"/>
               </w:rPr>
-              <w:t>S00</w:t>
+              <w:t>S01</w:t>
               <w:br/>
             </w:r>
             <w:r>
@@ -1428,7 +1428,7 @@
                 <w:color w:val="64748B"/>
                 <w:sz w:val="14"/>
               </w:rPr>
-              <w:t>Identification</w:t>
+              <w:t>Démographie</w:t>
             </w:r>
           </w:p>
         </w:tc>
@@ -1475,7 +1475,7 @@
                 <w:i w:val="0"/>
                 <w:sz w:val="17"/>
               </w:rPr>
-              <w:t>Prière de renseigner la bonne adresse.Attention! Il manque des informations non renseignées dans la section 0, prière de regarder toutes les autres informations dans l'identification du ménage (IDENTIFICATION ET RENSEIGNEMENTS DE CONTROLE) ou dans OBSERVATIONS pour pouvoir renseigné toutes les questions liées au ménage.</w:t>
+              <w:t>Attention ! Le montant (6700 Fcfa) dépensé ou reçu en cadeau pour les cartes prépayées, les transferts de crédit et les abonnements de  SoKhna Sene est relativement élevé par rapport aux autres montants depansés observés dans cette zone.</w:t>
             </w:r>
           </w:p>
         </w:tc>
@@ -1565,7 +1565,7 @@
                 <w:i w:val="0"/>
                 <w:sz w:val="17"/>
               </w:rPr>
-              <w:t>Attention ! Le montant (6700 Fcfa) dépensé ou reçu en cadeau pour les cartes prépayées, les transferts de crédit et les abonnements de  SoKhna Sene est relativement élevé par rapport aux autres montants depansés observés dans cette zone.</w:t>
+              <w:t>Prière de corriger ou de confirmer avec le QG.</w:t>
             </w:r>
           </w:p>
         </w:tc>
@@ -1624,7 +1624,7 @@
                 <w:color w:val="16A34A"/>
                 <w:sz w:val="16"/>
               </w:rPr>
-              <w:t>—</w:t>
+              <w:t>s01q41, s01q00b</w:t>
             </w:r>
           </w:p>
         </w:tc>
@@ -1655,7 +1655,7 @@
                 <w:i w:val="0"/>
                 <w:sz w:val="17"/>
               </w:rPr>
-              <w:t>Prière de corriger ou de confirmer avec le QG.</w:t>
+              <w:t>Le montant dépensé ou reçu en cadeau pour les cartes prépayées, les transferts de crédit et les abonnements de  Fatou Sene semble élevé ou faible , prière de corriger ou de confirmer l'information avec le QG.</w:t>
             </w:r>
           </w:p>
         </w:tc>
@@ -1714,7 +1714,7 @@
                 <w:color w:val="16A34A"/>
                 <w:sz w:val="16"/>
               </w:rPr>
-              <w:t>s01q41, s01q00b</w:t>
+              <w:t>—</w:t>
             </w:r>
           </w:p>
         </w:tc>
@@ -1745,7 +1745,7 @@
                 <w:i w:val="0"/>
                 <w:sz w:val="17"/>
               </w:rPr>
-              <w:t>Le montant dépensé ou reçu en cadeau pour les cartes prépayées, les transferts de crédit et les abonnements de  Fatou Sene semble élevé ou faible , prière de corriger ou de confirmer l'information avec le QG.</w:t>
+              <w:t>Attention ! Le montant (15000 Fcfa) dépensé ou reçu en cadeau pour les cartes prépayées, les transferts de crédit et les abonnements de  Fatou Sene est relativement élevé par rapport aux autres montants depansés observés dans cette zone.</w:t>
             </w:r>
           </w:p>
         </w:tc>
@@ -1804,7 +1804,7 @@
                 <w:color w:val="16A34A"/>
                 <w:sz w:val="16"/>
               </w:rPr>
-              <w:t>—</w:t>
+              <w:t>s01q10_1</w:t>
             </w:r>
           </w:p>
         </w:tc>
@@ -1835,277 +1835,7 @@
                 <w:i w:val="0"/>
                 <w:sz w:val="17"/>
               </w:rPr>
-              <w:t>Attention ! Le montant (15000 Fcfa) dépensé ou reçu en cadeau pour les cartes prépayées, les transferts de crédit et les abonnements de  Fatou Sene est relativement élevé par rapport aux autres montants depansés observés dans cette zone.</w:t>
-            </w:r>
-          </w:p>
-        </w:tc>
-      </w:tr>
-      <w:tr>
-        <w:tc>
-          <w:tcPr>
-            <w:tcW w:type="dxa" w:w="964"/>
-          </w:tcPr>
-          <w:p>
-            <w:r>
-              <w:rPr>
-                <w:b/>
-                <w:i w:val="0"/>
-                <w:color w:val="EA580C"/>
-                <w:sz w:val="16"/>
-              </w:rPr>
-              <w:t>Moyenne</w:t>
-            </w:r>
-          </w:p>
-        </w:tc>
-        <w:tc>
-          <w:tcPr>
-            <w:tcW w:type="dxa" w:w="1247"/>
-          </w:tcPr>
-          <w:p>
-            <w:r>
-              <w:rPr>
-                <w:b/>
-                <w:i w:val="0"/>
-                <w:sz w:val="16"/>
-              </w:rPr>
-              <w:t>S01</w:t>
-              <w:br/>
-            </w:r>
-            <w:r>
-              <w:rPr>
-                <w:b w:val="0"/>
-                <w:i w:val="0"/>
-                <w:color w:val="64748B"/>
-                <w:sz w:val="14"/>
-              </w:rPr>
-              <w:t>Démographie</w:t>
-            </w:r>
-          </w:p>
-        </w:tc>
-        <w:tc>
-          <w:tcPr>
-            <w:tcW w:type="dxa" w:w="1531"/>
-          </w:tcPr>
-          <w:p>
-            <w:r>
-              <w:rPr>
-                <w:b/>
-                <w:i w:val="0"/>
-                <w:color w:val="16A34A"/>
-                <w:sz w:val="16"/>
-              </w:rPr>
-              <w:t>s01q10_1</w:t>
-            </w:r>
-          </w:p>
-        </w:tc>
-        <w:tc>
-          <w:tcPr>
-            <w:tcW w:type="dxa" w:w="1191"/>
-          </w:tcPr>
-          <w:p>
-            <w:r>
-              <w:rPr>
-                <w:b w:val="0"/>
-                <w:i w:val="0"/>
-                <w:color w:val="64748B"/>
-                <w:sz w:val="16"/>
-              </w:rPr>
-              <w:t>GT-CQ</w:t>
-            </w:r>
-          </w:p>
-        </w:tc>
-        <w:tc>
-          <w:tcPr>
-            <w:tcW w:type="dxa" w:w="4706"/>
-          </w:tcPr>
-          <w:p>
-            <w:r>
-              <w:rPr>
-                <w:b w:val="0"/>
-                <w:i w:val="0"/>
-                <w:sz w:val="17"/>
-              </w:rPr>
               <w:t>La taille du ménage lors de l'enquête principale (7) de ce ménage est inférieur à la taille du denombrement (12), prière de fournir des explications concrètes ou aller revisiter le ménage.</w:t>
-            </w:r>
-          </w:p>
-        </w:tc>
-      </w:tr>
-      <w:tr>
-        <w:tc>
-          <w:tcPr>
-            <w:tcW w:type="dxa" w:w="964"/>
-          </w:tcPr>
-          <w:p>
-            <w:r>
-              <w:rPr>
-                <w:b/>
-                <w:i w:val="0"/>
-                <w:color w:val="EA580C"/>
-                <w:sz w:val="16"/>
-              </w:rPr>
-              <w:t>Moyenne</w:t>
-            </w:r>
-          </w:p>
-        </w:tc>
-        <w:tc>
-          <w:tcPr>
-            <w:tcW w:type="dxa" w:w="1247"/>
-          </w:tcPr>
-          <w:p>
-            <w:r>
-              <w:rPr>
-                <w:b/>
-                <w:i w:val="0"/>
-                <w:sz w:val="16"/>
-              </w:rPr>
-              <w:t>S02</w:t>
-              <w:br/>
-            </w:r>
-            <w:r>
-              <w:rPr>
-                <w:b w:val="0"/>
-                <w:i w:val="0"/>
-                <w:color w:val="64748B"/>
-                <w:sz w:val="14"/>
-              </w:rPr>
-              <w:t>Éducation</w:t>
-            </w:r>
-          </w:p>
-        </w:tc>
-        <w:tc>
-          <w:tcPr>
-            <w:tcW w:type="dxa" w:w="1531"/>
-          </w:tcPr>
-          <w:p>
-            <w:r>
-              <w:rPr>
-                <w:b/>
-                <w:i w:val="0"/>
-                <w:color w:val="16A34A"/>
-                <w:sz w:val="16"/>
-              </w:rPr>
-              <w:t>—</w:t>
-            </w:r>
-          </w:p>
-        </w:tc>
-        <w:tc>
-          <w:tcPr>
-            <w:tcW w:type="dxa" w:w="1191"/>
-          </w:tcPr>
-          <w:p>
-            <w:r>
-              <w:rPr>
-                <w:b w:val="0"/>
-                <w:i w:val="0"/>
-                <w:color w:val="64748B"/>
-                <w:sz w:val="16"/>
-              </w:rPr>
-              <w:t>GT-CQ</w:t>
-            </w:r>
-          </w:p>
-        </w:tc>
-        <w:tc>
-          <w:tcPr>
-            <w:tcW w:type="dxa" w:w="4706"/>
-          </w:tcPr>
-          <w:p>
-            <w:r>
-              <w:rPr>
-                <w:b w:val="0"/>
-                <w:i w:val="0"/>
-                <w:sz w:val="17"/>
-              </w:rPr>
-              <w:t>veuillez, s'il vous plait, confirmer la cotisation ( 5000 FCFA) payée de Moustapha Badiane avec le QG ou apporter les corrections nécessaires.</w:t>
-            </w:r>
-          </w:p>
-        </w:tc>
-      </w:tr>
-      <w:tr>
-        <w:tc>
-          <w:tcPr>
-            <w:tcW w:type="dxa" w:w="964"/>
-          </w:tcPr>
-          <w:p>
-            <w:r>
-              <w:rPr>
-                <w:b/>
-                <w:i w:val="0"/>
-                <w:color w:val="EA580C"/>
-                <w:sz w:val="16"/>
-              </w:rPr>
-              <w:t>Moyenne</w:t>
-            </w:r>
-          </w:p>
-        </w:tc>
-        <w:tc>
-          <w:tcPr>
-            <w:tcW w:type="dxa" w:w="1247"/>
-          </w:tcPr>
-          <w:p>
-            <w:r>
-              <w:rPr>
-                <w:b/>
-                <w:i w:val="0"/>
-                <w:sz w:val="16"/>
-              </w:rPr>
-              <w:t>S02</w:t>
-              <w:br/>
-            </w:r>
-            <w:r>
-              <w:rPr>
-                <w:b w:val="0"/>
-                <w:i w:val="0"/>
-                <w:color w:val="64748B"/>
-                <w:sz w:val="14"/>
-              </w:rPr>
-              <w:t>Éducation</w:t>
-            </w:r>
-          </w:p>
-        </w:tc>
-        <w:tc>
-          <w:tcPr>
-            <w:tcW w:type="dxa" w:w="1531"/>
-          </w:tcPr>
-          <w:p>
-            <w:r>
-              <w:rPr>
-                <w:b/>
-                <w:i w:val="0"/>
-                <w:color w:val="16A34A"/>
-                <w:sz w:val="16"/>
-              </w:rPr>
-              <w:t>—</w:t>
-            </w:r>
-          </w:p>
-        </w:tc>
-        <w:tc>
-          <w:tcPr>
-            <w:tcW w:type="dxa" w:w="1191"/>
-          </w:tcPr>
-          <w:p>
-            <w:r>
-              <w:rPr>
-                <w:b w:val="0"/>
-                <w:i w:val="0"/>
-                <w:color w:val="64748B"/>
-                <w:sz w:val="16"/>
-              </w:rPr>
-              <w:t>GT-CQ</w:t>
-            </w:r>
-          </w:p>
-        </w:tc>
-        <w:tc>
-          <w:tcPr>
-            <w:tcW w:type="dxa" w:w="4706"/>
-          </w:tcPr>
-          <w:p>
-            <w:r>
-              <w:rPr>
-                <w:b w:val="0"/>
-                <w:i w:val="0"/>
-                <w:sz w:val="17"/>
-              </w:rPr>
-              <w:t>veuillez, s'il vous plait, confirmer la cotisation ( 5000 FCFA) payée de Seynabou Badiane avec le QG ou apporter les corrections nécessaires.</w:t>
             </w:r>
           </w:p>
         </w:tc>
